--- a/arima(2,1,2)_op_report.docx
+++ b/arima(2,1,2)_op_report.docx
@@ -476,21 +476,12 @@
           <w:numId w:val="3"/>
         </w:numPr>
       </w:pPr>
-      <w:proofErr w:type="gramStart"/>
-      <w:r>
-        <w:rPr>
-          <w:b/>
-          <w:bCs/>
-        </w:rPr>
-        <w:t>ARIMA(</w:t>
-      </w:r>
-      <w:proofErr w:type="gramEnd"/>
-      <w:r>
-        <w:rPr>
-          <w:b/>
-          <w:bCs/>
-        </w:rPr>
-        <w:t>2,1,2)</w:t>
+      <w:r>
+        <w:rPr>
+          <w:b/>
+          <w:bCs/>
+        </w:rPr>
+        <w:t>ARIMA(2,1,2)</w:t>
       </w:r>
     </w:p>
     <w:p>
@@ -565,21 +556,12 @@
           <w:numId w:val="4"/>
         </w:numPr>
       </w:pPr>
-      <w:proofErr w:type="gramStart"/>
-      <w:r>
-        <w:rPr>
-          <w:b/>
-          <w:bCs/>
-        </w:rPr>
-        <w:t>ar.L</w:t>
-      </w:r>
-      <w:proofErr w:type="gramEnd"/>
-      <w:r>
-        <w:rPr>
-          <w:b/>
-          <w:bCs/>
-        </w:rPr>
-        <w:t>1 = 1.4836 (p = 0.000)</w:t>
+      <w:r>
+        <w:rPr>
+          <w:b/>
+          <w:bCs/>
+        </w:rPr>
+        <w:t>ar.L1 = 1.4836 (p = 0.000)</w:t>
       </w:r>
     </w:p>
     <w:p>
@@ -600,21 +582,12 @@
           <w:numId w:val="4"/>
         </w:numPr>
       </w:pPr>
-      <w:proofErr w:type="gramStart"/>
-      <w:r>
-        <w:rPr>
-          <w:b/>
-          <w:bCs/>
-        </w:rPr>
-        <w:t>ar.L</w:t>
-      </w:r>
-      <w:proofErr w:type="gramEnd"/>
-      <w:r>
-        <w:rPr>
-          <w:b/>
-          <w:bCs/>
-        </w:rPr>
-        <w:t>2 = -0.6276 (p = 0.000)</w:t>
+      <w:r>
+        <w:rPr>
+          <w:b/>
+          <w:bCs/>
+        </w:rPr>
+        <w:t>ar.L2 = -0.6276 (p = 0.000)</w:t>
       </w:r>
     </w:p>
     <w:p>
@@ -635,21 +608,12 @@
           <w:numId w:val="4"/>
         </w:numPr>
       </w:pPr>
-      <w:proofErr w:type="gramStart"/>
-      <w:r>
-        <w:rPr>
-          <w:b/>
-          <w:bCs/>
-        </w:rPr>
-        <w:t>ma.L</w:t>
-      </w:r>
-      <w:proofErr w:type="gramEnd"/>
-      <w:r>
-        <w:rPr>
-          <w:b/>
-          <w:bCs/>
-        </w:rPr>
-        <w:t>1 = -0.8163 (p = 0.000)</w:t>
+      <w:r>
+        <w:rPr>
+          <w:b/>
+          <w:bCs/>
+        </w:rPr>
+        <w:t>ma.L1 = -0.8163 (p = 0.000)</w:t>
       </w:r>
     </w:p>
     <w:p>
@@ -670,21 +634,12 @@
           <w:numId w:val="4"/>
         </w:numPr>
       </w:pPr>
-      <w:proofErr w:type="gramStart"/>
-      <w:r>
-        <w:rPr>
-          <w:b/>
-          <w:bCs/>
-        </w:rPr>
-        <w:t>ma.L</w:t>
-      </w:r>
-      <w:proofErr w:type="gramEnd"/>
-      <w:r>
-        <w:rPr>
-          <w:b/>
-          <w:bCs/>
-        </w:rPr>
-        <w:t>2 = -0.1525 (p = 0.186)</w:t>
+      <w:r>
+        <w:rPr>
+          <w:b/>
+          <w:bCs/>
+        </w:rPr>
+        <w:t>ma.L2 = -0.1525 (p = 0.186)</w:t>
       </w:r>
     </w:p>
     <w:p>
@@ -929,21 +884,12 @@
       <w:r>
         <w:t xml:space="preserve">Most parameters are significant except </w:t>
       </w:r>
-      <w:proofErr w:type="gramStart"/>
-      <w:r>
-        <w:rPr>
-          <w:b/>
-          <w:bCs/>
-        </w:rPr>
-        <w:t>ma.L</w:t>
-      </w:r>
-      <w:proofErr w:type="gramEnd"/>
-      <w:r>
-        <w:rPr>
-          <w:b/>
-          <w:bCs/>
-        </w:rPr>
-        <w:t>2</w:t>
+      <w:r>
+        <w:rPr>
+          <w:b/>
+          <w:bCs/>
+        </w:rPr>
+        <w:t>ma.L2</w:t>
       </w:r>
     </w:p>
     <w:p>
@@ -994,6 +940,414 @@
         </w:rPr>
       </w:pPr>
     </w:p>
+    <w:p>
+      <w:pPr>
+        <w:rPr>
+          <w:lang w:val="en-US"/>
+        </w:rPr>
+      </w:pPr>
+    </w:p>
+    <w:p>
+      <w:pPr>
+        <w:rPr>
+          <w:lang w:val="en-US"/>
+        </w:rPr>
+      </w:pPr>
+      <w:r>
+        <w:rPr>
+          <w:lang w:val="en-US"/>
+        </w:rPr>
+        <w:t>OUTPUT OF LSTM:</w:t>
+      </w:r>
+    </w:p>
+    <w:p>
+      <w:pPr>
+        <w:rPr>
+          <w:lang w:val="en-US"/>
+        </w:rPr>
+      </w:pPr>
+      <w:r>
+        <w:rPr>
+          <w:lang w:val="en-US"/>
+        </w:rPr>
+        <w:lastRenderedPageBreak/>
+        <w:drawing>
+          <wp:inline distT="0" distB="0" distL="0" distR="0" wp14:anchorId="432F2630" wp14:editId="46717AA4">
+            <wp:extent cx="5731510" cy="3022600"/>
+            <wp:effectExtent l="0" t="0" r="2540" b="6350"/>
+            <wp:docPr id="1151636925" name="Picture 1"/>
+            <wp:cNvGraphicFramePr>
+              <a:graphicFrameLocks xmlns:a="http://schemas.openxmlformats.org/drawingml/2006/main" noChangeAspect="1"/>
+            </wp:cNvGraphicFramePr>
+            <a:graphic xmlns:a="http://schemas.openxmlformats.org/drawingml/2006/main">
+              <a:graphicData uri="http://schemas.openxmlformats.org/drawingml/2006/picture">
+                <pic:pic xmlns:pic="http://schemas.openxmlformats.org/drawingml/2006/picture">
+                  <pic:nvPicPr>
+                    <pic:cNvPr id="1151636925" name=""/>
+                    <pic:cNvPicPr/>
+                  </pic:nvPicPr>
+                  <pic:blipFill>
+                    <a:blip r:embed="rId10"/>
+                    <a:stretch>
+                      <a:fillRect/>
+                    </a:stretch>
+                  </pic:blipFill>
+                  <pic:spPr>
+                    <a:xfrm>
+                      <a:off x="0" y="0"/>
+                      <a:ext cx="5731510" cy="3022600"/>
+                    </a:xfrm>
+                    <a:prstGeom prst="rect">
+                      <a:avLst/>
+                    </a:prstGeom>
+                  </pic:spPr>
+                </pic:pic>
+              </a:graphicData>
+            </a:graphic>
+          </wp:inline>
+        </w:drawing>
+      </w:r>
+      <w:r>
+        <w:rPr>
+          <w:lang w:val="en-US"/>
+        </w:rPr>
+        <w:drawing>
+          <wp:inline distT="0" distB="0" distL="0" distR="0" wp14:anchorId="6E032509" wp14:editId="221BEF46">
+            <wp:extent cx="5731510" cy="3139440"/>
+            <wp:effectExtent l="0" t="0" r="2540" b="3810"/>
+            <wp:docPr id="804706797" name="Picture 1"/>
+            <wp:cNvGraphicFramePr>
+              <a:graphicFrameLocks xmlns:a="http://schemas.openxmlformats.org/drawingml/2006/main" noChangeAspect="1"/>
+            </wp:cNvGraphicFramePr>
+            <a:graphic xmlns:a="http://schemas.openxmlformats.org/drawingml/2006/main">
+              <a:graphicData uri="http://schemas.openxmlformats.org/drawingml/2006/picture">
+                <pic:pic xmlns:pic="http://schemas.openxmlformats.org/drawingml/2006/picture">
+                  <pic:nvPicPr>
+                    <pic:cNvPr id="804706797" name=""/>
+                    <pic:cNvPicPr/>
+                  </pic:nvPicPr>
+                  <pic:blipFill>
+                    <a:blip r:embed="rId11"/>
+                    <a:stretch>
+                      <a:fillRect/>
+                    </a:stretch>
+                  </pic:blipFill>
+                  <pic:spPr>
+                    <a:xfrm>
+                      <a:off x="0" y="0"/>
+                      <a:ext cx="5731510" cy="3139440"/>
+                    </a:xfrm>
+                    <a:prstGeom prst="rect">
+                      <a:avLst/>
+                    </a:prstGeom>
+                  </pic:spPr>
+                </pic:pic>
+              </a:graphicData>
+            </a:graphic>
+          </wp:inline>
+        </w:drawing>
+      </w:r>
+      <w:r>
+        <w:rPr>
+          <w:lang w:val="en-US"/>
+        </w:rPr>
+        <w:lastRenderedPageBreak/>
+        <w:drawing>
+          <wp:inline distT="0" distB="0" distL="0" distR="0" wp14:anchorId="10DF0C5F" wp14:editId="69FFFE9B">
+            <wp:extent cx="5731510" cy="5621020"/>
+            <wp:effectExtent l="0" t="0" r="2540" b="0"/>
+            <wp:docPr id="1835371488" name="Picture 1"/>
+            <wp:cNvGraphicFramePr>
+              <a:graphicFrameLocks xmlns:a="http://schemas.openxmlformats.org/drawingml/2006/main" noChangeAspect="1"/>
+            </wp:cNvGraphicFramePr>
+            <a:graphic xmlns:a="http://schemas.openxmlformats.org/drawingml/2006/main">
+              <a:graphicData uri="http://schemas.openxmlformats.org/drawingml/2006/picture">
+                <pic:pic xmlns:pic="http://schemas.openxmlformats.org/drawingml/2006/picture">
+                  <pic:nvPicPr>
+                    <pic:cNvPr id="1835371488" name=""/>
+                    <pic:cNvPicPr/>
+                  </pic:nvPicPr>
+                  <pic:blipFill>
+                    <a:blip r:embed="rId12"/>
+                    <a:stretch>
+                      <a:fillRect/>
+                    </a:stretch>
+                  </pic:blipFill>
+                  <pic:spPr>
+                    <a:xfrm>
+                      <a:off x="0" y="0"/>
+                      <a:ext cx="5731510" cy="5621020"/>
+                    </a:xfrm>
+                    <a:prstGeom prst="rect">
+                      <a:avLst/>
+                    </a:prstGeom>
+                  </pic:spPr>
+                </pic:pic>
+              </a:graphicData>
+            </a:graphic>
+          </wp:inline>
+        </w:drawing>
+      </w:r>
+    </w:p>
+    <w:p>
+      <w:r>
+        <w:t>The LSTM model outperforms ARIMA with significantly lower RMSE and MAE values, indicating better prediction accuracy due to its ability to capture complex nonlinear temporal patterns in EEG data.</w:t>
+      </w:r>
+    </w:p>
+    <w:p/>
+    <w:p>
+      <w:pPr>
+        <w:rPr>
+          <w:b/>
+          <w:bCs/>
+        </w:rPr>
+      </w:pPr>
+      <w:r>
+        <w:rPr>
+          <w:b/>
+          <w:bCs/>
+        </w:rPr>
+        <w:t>Results Comparison</w:t>
+      </w:r>
+    </w:p>
+    <w:p>
+      <w:pPr>
+        <w:rPr>
+          <w:b/>
+          <w:bCs/>
+        </w:rPr>
+      </w:pPr>
+      <w:r>
+        <w:rPr>
+          <w:b/>
+          <w:bCs/>
+        </w:rPr>
+        <w:t xml:space="preserve"> ARIMA</w:t>
+      </w:r>
+    </w:p>
+    <w:p>
+      <w:pPr>
+        <w:numPr>
+          <w:ilvl w:val="0"/>
+          <w:numId w:val="8"/>
+        </w:numPr>
+      </w:pPr>
+      <w:r>
+        <w:t xml:space="preserve">RMSE ≈ </w:t>
+      </w:r>
+      <w:r>
+        <w:rPr>
+          <w:b/>
+          <w:bCs/>
+        </w:rPr>
+        <w:t>38.25</w:t>
+      </w:r>
+      <w:r>
+        <w:t xml:space="preserve"> </w:t>
+      </w:r>
+    </w:p>
+    <w:p>
+      <w:pPr>
+        <w:numPr>
+          <w:ilvl w:val="0"/>
+          <w:numId w:val="8"/>
+        </w:numPr>
+      </w:pPr>
+      <w:r>
+        <w:t xml:space="preserve">MAE ≈ </w:t>
+      </w:r>
+      <w:r>
+        <w:rPr>
+          <w:b/>
+          <w:bCs/>
+        </w:rPr>
+        <w:t>35.15</w:t>
+      </w:r>
+      <w:r>
+        <w:t xml:space="preserve"> </w:t>
+      </w:r>
+    </w:p>
+    <w:p>
+      <w:pPr>
+        <w:rPr>
+          <w:b/>
+          <w:bCs/>
+        </w:rPr>
+      </w:pPr>
+      <w:r>
+        <w:rPr>
+          <w:b/>
+          <w:bCs/>
+        </w:rPr>
+        <w:t xml:space="preserve"> LSTM</w:t>
+      </w:r>
+    </w:p>
+    <w:p>
+      <w:pPr>
+        <w:numPr>
+          <w:ilvl w:val="0"/>
+          <w:numId w:val="9"/>
+        </w:numPr>
+      </w:pPr>
+      <w:r>
+        <w:t xml:space="preserve">RMSE ≈ </w:t>
+      </w:r>
+      <w:r>
+        <w:rPr>
+          <w:b/>
+          <w:bCs/>
+        </w:rPr>
+        <w:t>22.47</w:t>
+      </w:r>
+      <w:r>
+        <w:t xml:space="preserve"> </w:t>
+      </w:r>
+    </w:p>
+    <w:p>
+      <w:pPr>
+        <w:numPr>
+          <w:ilvl w:val="0"/>
+          <w:numId w:val="9"/>
+        </w:numPr>
+      </w:pPr>
+      <w:r>
+        <w:t xml:space="preserve">MAE ≈ </w:t>
+      </w:r>
+      <w:r>
+        <w:rPr>
+          <w:b/>
+          <w:bCs/>
+        </w:rPr>
+        <w:t>19.83</w:t>
+      </w:r>
+      <w:r>
+        <w:t xml:space="preserve"> </w:t>
+      </w:r>
+    </w:p>
+    <w:p/>
+    <w:p>
+      <w:pPr>
+        <w:rPr>
+          <w:b/>
+          <w:bCs/>
+        </w:rPr>
+      </w:pPr>
+      <w:r>
+        <w:rPr>
+          <w:b/>
+          <w:bCs/>
+        </w:rPr>
+        <w:lastRenderedPageBreak/>
+        <w:t>Direct Interpretation</w:t>
+      </w:r>
+    </w:p>
+    <w:p>
+      <w:pPr>
+        <w:numPr>
+          <w:ilvl w:val="0"/>
+          <w:numId w:val="10"/>
+        </w:numPr>
+      </w:pPr>
+      <w:r>
+        <w:t>LSTM error (</w:t>
+      </w:r>
+      <w:r>
+        <w:rPr>
+          <w:b/>
+          <w:bCs/>
+        </w:rPr>
+        <w:t>~22</w:t>
+      </w:r>
+      <w:r>
+        <w:t>) is much lower than ARIMA (</w:t>
+      </w:r>
+      <w:r>
+        <w:rPr>
+          <w:b/>
+          <w:bCs/>
+        </w:rPr>
+        <w:t>~38</w:t>
+      </w:r>
+      <w:r>
+        <w:t xml:space="preserve">) </w:t>
+      </w:r>
+    </w:p>
+    <w:p>
+      <w:pPr>
+        <w:numPr>
+          <w:ilvl w:val="0"/>
+          <w:numId w:val="10"/>
+        </w:numPr>
+      </w:pPr>
+      <w:r>
+        <w:t>LSTM MAE (</w:t>
+      </w:r>
+      <w:r>
+        <w:rPr>
+          <w:b/>
+          <w:bCs/>
+        </w:rPr>
+        <w:t>~19</w:t>
+      </w:r>
+      <w:r>
+        <w:t>) is much lower than ARIMA (</w:t>
+      </w:r>
+      <w:r>
+        <w:rPr>
+          <w:b/>
+          <w:bCs/>
+        </w:rPr>
+        <w:t>~35</w:t>
+      </w:r>
+      <w:r>
+        <w:t xml:space="preserve">) </w:t>
+      </w:r>
+    </w:p>
+    <w:p>
+      <w:r>
+        <w:t>This means:</w:t>
+      </w:r>
+    </w:p>
+    <w:p>
+      <w:pPr>
+        <w:numPr>
+          <w:ilvl w:val="0"/>
+          <w:numId w:val="11"/>
+        </w:numPr>
+      </w:pPr>
+      <w:r>
+        <w:t xml:space="preserve">LSTM predictions are </w:t>
+      </w:r>
+      <w:r>
+        <w:rPr>
+          <w:b/>
+          <w:bCs/>
+        </w:rPr>
+        <w:t>closer to actual values</w:t>
+      </w:r>
+      <w:r>
+        <w:t xml:space="preserve"> </w:t>
+      </w:r>
+    </w:p>
+    <w:p>
+      <w:pPr>
+        <w:numPr>
+          <w:ilvl w:val="0"/>
+          <w:numId w:val="11"/>
+        </w:numPr>
+      </w:pPr>
+      <w:r>
+        <w:t xml:space="preserve">LSTM makes </w:t>
+      </w:r>
+      <w:r>
+        <w:rPr>
+          <w:b/>
+          <w:bCs/>
+        </w:rPr>
+        <w:t>less error per prediction</w:t>
+      </w:r>
+    </w:p>
+    <w:p/>
     <w:sectPr>
       <w:pgSz w:w="11906" w:h="16838"/>
       <w:pgMar w:top="1440" w:right="1440" w:bottom="1440" w:left="1440" w:header="708" w:footer="708" w:gutter="0"/>
@@ -1013,6 +1367,304 @@
 <file path=word/numbering.xml><?xml version="1.0" encoding="utf-8"?>
 <w:numbering xmlns:wpc="http://schemas.microsoft.com/office/word/2010/wordprocessingCanvas" xmlns:cx="http://schemas.microsoft.com/office/drawing/2014/chartex" xmlns:cx1="http://schemas.microsoft.com/office/drawing/2015/9/8/chartex" xmlns:cx2="http://schemas.microsoft.com/office/drawing/2015/10/21/chartex" xmlns:cx3="http://schemas.microsoft.com/office/drawing/2016/5/9/chartex" xmlns:cx4="http://schemas.microsoft.com/office/drawing/2016/5/10/chartex" xmlns:cx5="http://schemas.microsoft.com/office/drawing/2016/5/11/chartex" xmlns:cx6="http://schemas.microsoft.com/office/drawing/2016/5/12/chartex" xmlns:cx7="http://schemas.microsoft.com/office/drawing/2016/5/13/chartex" xmlns:cx8="http://schemas.microsoft.com/office/drawing/2016/5/14/chartex" xmlns:mc="http://schemas.openxmlformats.org/markup-compatibility/2006" xmlns:aink="http://schemas.microsoft.com/office/drawing/2016/ink" xmlns:am3d="http://schemas.microsoft.com/office/drawing/2017/model3d" xmlns:o="urn:schemas-microsoft-com:office:office" xmlns:oel="http://schemas.microsoft.com/office/2019/extlst" xmlns:r="http://schemas.openxmlformats.org/officeDocument/2006/relationships" xmlns:m="http://schemas.openxmlformats.org/officeDocument/2006/math" xmlns:v="urn:schemas-microsoft-com:vml" xmlns:wp14="http://schemas.microsoft.com/office/word/2010/wordprocessingDrawing" xmlns:wp="http://schemas.openxmlformats.org/drawingml/2006/wordprocessingDrawing" xmlns:w10="urn:schemas-microsoft-com:office:word" xmlns:w="http://schemas.openxmlformats.org/wordprocessingml/2006/main" xmlns:w14="http://schemas.microsoft.com/office/word/2010/wordml" xmlns:w15="http://schemas.microsoft.com/office/word/2012/wordml" xmlns:w16cex="http://schemas.microsoft.com/office/word/2018/wordml/cex" xmlns:w16cid="http://schemas.microsoft.com/office/word/2016/wordml/cid" xmlns:w16="http://schemas.microsoft.com/office/word/2018/wordml" xmlns:w16du="http://schemas.microsoft.com/office/word/2023/wordml/word16du" xmlns:w16sdtdh="http://schemas.microsoft.com/office/word/2020/wordml/sdtdatahash" xmlns:w16sdtfl="http://schemas.microsoft.com/office/word/2024/wordml/sdtformatlock" xmlns:w16se="http://schemas.microsoft.com/office/word/2015/wordml/symex" xmlns:wpg="http://schemas.microsoft.com/office/word/2010/wordprocessingGroup" xmlns:wpi="http://schemas.microsoft.com/office/word/2010/wordprocessingInk" xmlns:wne="http://schemas.microsoft.com/office/word/2006/wordml" xmlns:wps="http://schemas.microsoft.com/office/word/2010/wordprocessingShape" mc:Ignorable="w14 w15 w16se w16cid w16 w16cex w16sdtdh w16sdtfl w16du wp14">
   <w:abstractNum w:abstractNumId="0" w15:restartNumberingAfterBreak="0">
+    <w:nsid w:val="20173986"/>
+    <w:multiLevelType w:val="multilevel"/>
+    <w:tmpl w:val="386629FE"/>
+    <w:lvl w:ilvl="0">
+      <w:start w:val="1"/>
+      <w:numFmt w:val="bullet"/>
+      <w:lvlText w:val=""/>
+      <w:lvlJc w:val="left"/>
+      <w:pPr>
+        <w:tabs>
+          <w:tab w:val="num" w:pos="720"/>
+        </w:tabs>
+        <w:ind w:left="720" w:hanging="360"/>
+      </w:pPr>
+      <w:rPr>
+        <w:rFonts w:ascii="Symbol" w:hAnsi="Symbol" w:hint="default"/>
+        <w:sz w:val="20"/>
+      </w:rPr>
+    </w:lvl>
+    <w:lvl w:ilvl="1" w:tentative="1">
+      <w:start w:val="1"/>
+      <w:numFmt w:val="bullet"/>
+      <w:lvlText w:val="o"/>
+      <w:lvlJc w:val="left"/>
+      <w:pPr>
+        <w:tabs>
+          <w:tab w:val="num" w:pos="1440"/>
+        </w:tabs>
+        <w:ind w:left="1440" w:hanging="360"/>
+      </w:pPr>
+      <w:rPr>
+        <w:rFonts w:ascii="Courier New" w:hAnsi="Courier New" w:hint="default"/>
+        <w:sz w:val="20"/>
+      </w:rPr>
+    </w:lvl>
+    <w:lvl w:ilvl="2" w:tentative="1">
+      <w:start w:val="1"/>
+      <w:numFmt w:val="bullet"/>
+      <w:lvlText w:val=""/>
+      <w:lvlJc w:val="left"/>
+      <w:pPr>
+        <w:tabs>
+          <w:tab w:val="num" w:pos="2160"/>
+        </w:tabs>
+        <w:ind w:left="2160" w:hanging="360"/>
+      </w:pPr>
+      <w:rPr>
+        <w:rFonts w:ascii="Wingdings" w:hAnsi="Wingdings" w:hint="default"/>
+        <w:sz w:val="20"/>
+      </w:rPr>
+    </w:lvl>
+    <w:lvl w:ilvl="3" w:tentative="1">
+      <w:start w:val="1"/>
+      <w:numFmt w:val="bullet"/>
+      <w:lvlText w:val=""/>
+      <w:lvlJc w:val="left"/>
+      <w:pPr>
+        <w:tabs>
+          <w:tab w:val="num" w:pos="2880"/>
+        </w:tabs>
+        <w:ind w:left="2880" w:hanging="360"/>
+      </w:pPr>
+      <w:rPr>
+        <w:rFonts w:ascii="Wingdings" w:hAnsi="Wingdings" w:hint="default"/>
+        <w:sz w:val="20"/>
+      </w:rPr>
+    </w:lvl>
+    <w:lvl w:ilvl="4" w:tentative="1">
+      <w:start w:val="1"/>
+      <w:numFmt w:val="bullet"/>
+      <w:lvlText w:val=""/>
+      <w:lvlJc w:val="left"/>
+      <w:pPr>
+        <w:tabs>
+          <w:tab w:val="num" w:pos="3600"/>
+        </w:tabs>
+        <w:ind w:left="3600" w:hanging="360"/>
+      </w:pPr>
+      <w:rPr>
+        <w:rFonts w:ascii="Wingdings" w:hAnsi="Wingdings" w:hint="default"/>
+        <w:sz w:val="20"/>
+      </w:rPr>
+    </w:lvl>
+    <w:lvl w:ilvl="5" w:tentative="1">
+      <w:start w:val="1"/>
+      <w:numFmt w:val="bullet"/>
+      <w:lvlText w:val=""/>
+      <w:lvlJc w:val="left"/>
+      <w:pPr>
+        <w:tabs>
+          <w:tab w:val="num" w:pos="4320"/>
+        </w:tabs>
+        <w:ind w:left="4320" w:hanging="360"/>
+      </w:pPr>
+      <w:rPr>
+        <w:rFonts w:ascii="Wingdings" w:hAnsi="Wingdings" w:hint="default"/>
+        <w:sz w:val="20"/>
+      </w:rPr>
+    </w:lvl>
+    <w:lvl w:ilvl="6" w:tentative="1">
+      <w:start w:val="1"/>
+      <w:numFmt w:val="bullet"/>
+      <w:lvlText w:val=""/>
+      <w:lvlJc w:val="left"/>
+      <w:pPr>
+        <w:tabs>
+          <w:tab w:val="num" w:pos="5040"/>
+        </w:tabs>
+        <w:ind w:left="5040" w:hanging="360"/>
+      </w:pPr>
+      <w:rPr>
+        <w:rFonts w:ascii="Wingdings" w:hAnsi="Wingdings" w:hint="default"/>
+        <w:sz w:val="20"/>
+      </w:rPr>
+    </w:lvl>
+    <w:lvl w:ilvl="7" w:tentative="1">
+      <w:start w:val="1"/>
+      <w:numFmt w:val="bullet"/>
+      <w:lvlText w:val=""/>
+      <w:lvlJc w:val="left"/>
+      <w:pPr>
+        <w:tabs>
+          <w:tab w:val="num" w:pos="5760"/>
+        </w:tabs>
+        <w:ind w:left="5760" w:hanging="360"/>
+      </w:pPr>
+      <w:rPr>
+        <w:rFonts w:ascii="Wingdings" w:hAnsi="Wingdings" w:hint="default"/>
+        <w:sz w:val="20"/>
+      </w:rPr>
+    </w:lvl>
+    <w:lvl w:ilvl="8" w:tentative="1">
+      <w:start w:val="1"/>
+      <w:numFmt w:val="bullet"/>
+      <w:lvlText w:val=""/>
+      <w:lvlJc w:val="left"/>
+      <w:pPr>
+        <w:tabs>
+          <w:tab w:val="num" w:pos="6480"/>
+        </w:tabs>
+        <w:ind w:left="6480" w:hanging="360"/>
+      </w:pPr>
+      <w:rPr>
+        <w:rFonts w:ascii="Wingdings" w:hAnsi="Wingdings" w:hint="default"/>
+        <w:sz w:val="20"/>
+      </w:rPr>
+    </w:lvl>
+  </w:abstractNum>
+  <w:abstractNum w:abstractNumId="1" w15:restartNumberingAfterBreak="0">
+    <w:nsid w:val="24FD49E0"/>
+    <w:multiLevelType w:val="multilevel"/>
+    <w:tmpl w:val="A2C279CA"/>
+    <w:lvl w:ilvl="0">
+      <w:start w:val="1"/>
+      <w:numFmt w:val="bullet"/>
+      <w:lvlText w:val=""/>
+      <w:lvlJc w:val="left"/>
+      <w:pPr>
+        <w:tabs>
+          <w:tab w:val="num" w:pos="720"/>
+        </w:tabs>
+        <w:ind w:left="720" w:hanging="360"/>
+      </w:pPr>
+      <w:rPr>
+        <w:rFonts w:ascii="Symbol" w:hAnsi="Symbol" w:hint="default"/>
+        <w:sz w:val="20"/>
+      </w:rPr>
+    </w:lvl>
+    <w:lvl w:ilvl="1" w:tentative="1">
+      <w:start w:val="1"/>
+      <w:numFmt w:val="bullet"/>
+      <w:lvlText w:val="o"/>
+      <w:lvlJc w:val="left"/>
+      <w:pPr>
+        <w:tabs>
+          <w:tab w:val="num" w:pos="1440"/>
+        </w:tabs>
+        <w:ind w:left="1440" w:hanging="360"/>
+      </w:pPr>
+      <w:rPr>
+        <w:rFonts w:ascii="Courier New" w:hAnsi="Courier New" w:hint="default"/>
+        <w:sz w:val="20"/>
+      </w:rPr>
+    </w:lvl>
+    <w:lvl w:ilvl="2" w:tentative="1">
+      <w:start w:val="1"/>
+      <w:numFmt w:val="bullet"/>
+      <w:lvlText w:val=""/>
+      <w:lvlJc w:val="left"/>
+      <w:pPr>
+        <w:tabs>
+          <w:tab w:val="num" w:pos="2160"/>
+        </w:tabs>
+        <w:ind w:left="2160" w:hanging="360"/>
+      </w:pPr>
+      <w:rPr>
+        <w:rFonts w:ascii="Wingdings" w:hAnsi="Wingdings" w:hint="default"/>
+        <w:sz w:val="20"/>
+      </w:rPr>
+    </w:lvl>
+    <w:lvl w:ilvl="3" w:tentative="1">
+      <w:start w:val="1"/>
+      <w:numFmt w:val="bullet"/>
+      <w:lvlText w:val=""/>
+      <w:lvlJc w:val="left"/>
+      <w:pPr>
+        <w:tabs>
+          <w:tab w:val="num" w:pos="2880"/>
+        </w:tabs>
+        <w:ind w:left="2880" w:hanging="360"/>
+      </w:pPr>
+      <w:rPr>
+        <w:rFonts w:ascii="Wingdings" w:hAnsi="Wingdings" w:hint="default"/>
+        <w:sz w:val="20"/>
+      </w:rPr>
+    </w:lvl>
+    <w:lvl w:ilvl="4" w:tentative="1">
+      <w:start w:val="1"/>
+      <w:numFmt w:val="bullet"/>
+      <w:lvlText w:val=""/>
+      <w:lvlJc w:val="left"/>
+      <w:pPr>
+        <w:tabs>
+          <w:tab w:val="num" w:pos="3600"/>
+        </w:tabs>
+        <w:ind w:left="3600" w:hanging="360"/>
+      </w:pPr>
+      <w:rPr>
+        <w:rFonts w:ascii="Wingdings" w:hAnsi="Wingdings" w:hint="default"/>
+        <w:sz w:val="20"/>
+      </w:rPr>
+    </w:lvl>
+    <w:lvl w:ilvl="5" w:tentative="1">
+      <w:start w:val="1"/>
+      <w:numFmt w:val="bullet"/>
+      <w:lvlText w:val=""/>
+      <w:lvlJc w:val="left"/>
+      <w:pPr>
+        <w:tabs>
+          <w:tab w:val="num" w:pos="4320"/>
+        </w:tabs>
+        <w:ind w:left="4320" w:hanging="360"/>
+      </w:pPr>
+      <w:rPr>
+        <w:rFonts w:ascii="Wingdings" w:hAnsi="Wingdings" w:hint="default"/>
+        <w:sz w:val="20"/>
+      </w:rPr>
+    </w:lvl>
+    <w:lvl w:ilvl="6" w:tentative="1">
+      <w:start w:val="1"/>
+      <w:numFmt w:val="bullet"/>
+      <w:lvlText w:val=""/>
+      <w:lvlJc w:val="left"/>
+      <w:pPr>
+        <w:tabs>
+          <w:tab w:val="num" w:pos="5040"/>
+        </w:tabs>
+        <w:ind w:left="5040" w:hanging="360"/>
+      </w:pPr>
+      <w:rPr>
+        <w:rFonts w:ascii="Wingdings" w:hAnsi="Wingdings" w:hint="default"/>
+        <w:sz w:val="20"/>
+      </w:rPr>
+    </w:lvl>
+    <w:lvl w:ilvl="7" w:tentative="1">
+      <w:start w:val="1"/>
+      <w:numFmt w:val="bullet"/>
+      <w:lvlText w:val=""/>
+      <w:lvlJc w:val="left"/>
+      <w:pPr>
+        <w:tabs>
+          <w:tab w:val="num" w:pos="5760"/>
+        </w:tabs>
+        <w:ind w:left="5760" w:hanging="360"/>
+      </w:pPr>
+      <w:rPr>
+        <w:rFonts w:ascii="Wingdings" w:hAnsi="Wingdings" w:hint="default"/>
+        <w:sz w:val="20"/>
+      </w:rPr>
+    </w:lvl>
+    <w:lvl w:ilvl="8" w:tentative="1">
+      <w:start w:val="1"/>
+      <w:numFmt w:val="bullet"/>
+      <w:lvlText w:val=""/>
+      <w:lvlJc w:val="left"/>
+      <w:pPr>
+        <w:tabs>
+          <w:tab w:val="num" w:pos="6480"/>
+        </w:tabs>
+        <w:ind w:left="6480" w:hanging="360"/>
+      </w:pPr>
+      <w:rPr>
+        <w:rFonts w:ascii="Wingdings" w:hAnsi="Wingdings" w:hint="default"/>
+        <w:sz w:val="20"/>
+      </w:rPr>
+    </w:lvl>
+  </w:abstractNum>
+  <w:abstractNum w:abstractNumId="2" w15:restartNumberingAfterBreak="0">
     <w:nsid w:val="26A40A17"/>
     <w:multiLevelType w:val="multilevel"/>
     <w:tmpl w:val="79482440"/>
@@ -1161,7 +1813,7 @@
       </w:rPr>
     </w:lvl>
   </w:abstractNum>
-  <w:abstractNum w:abstractNumId="1" w15:restartNumberingAfterBreak="0">
+  <w:abstractNum w:abstractNumId="3" w15:restartNumberingAfterBreak="0">
     <w:nsid w:val="29363EAB"/>
     <w:multiLevelType w:val="multilevel"/>
     <w:tmpl w:val="E95C1DFA"/>
@@ -1310,7 +1962,7 @@
       </w:rPr>
     </w:lvl>
   </w:abstractNum>
-  <w:abstractNum w:abstractNumId="2" w15:restartNumberingAfterBreak="0">
+  <w:abstractNum w:abstractNumId="4" w15:restartNumberingAfterBreak="0">
     <w:nsid w:val="2A6947DA"/>
     <w:multiLevelType w:val="multilevel"/>
     <w:tmpl w:val="6C64D130"/>
@@ -1459,7 +2111,7 @@
       </w:rPr>
     </w:lvl>
   </w:abstractNum>
-  <w:abstractNum w:abstractNumId="3" w15:restartNumberingAfterBreak="0">
+  <w:abstractNum w:abstractNumId="5" w15:restartNumberingAfterBreak="0">
     <w:nsid w:val="51130E24"/>
     <w:multiLevelType w:val="multilevel"/>
     <w:tmpl w:val="7F2E8F06"/>
@@ -1608,7 +2260,305 @@
       </w:rPr>
     </w:lvl>
   </w:abstractNum>
-  <w:abstractNum w:abstractNumId="4" w15:restartNumberingAfterBreak="0">
+  <w:abstractNum w:abstractNumId="6" w15:restartNumberingAfterBreak="0">
+    <w:nsid w:val="59A31D40"/>
+    <w:multiLevelType w:val="multilevel"/>
+    <w:tmpl w:val="A5203B28"/>
+    <w:lvl w:ilvl="0">
+      <w:start w:val="1"/>
+      <w:numFmt w:val="bullet"/>
+      <w:lvlText w:val=""/>
+      <w:lvlJc w:val="left"/>
+      <w:pPr>
+        <w:tabs>
+          <w:tab w:val="num" w:pos="720"/>
+        </w:tabs>
+        <w:ind w:left="720" w:hanging="360"/>
+      </w:pPr>
+      <w:rPr>
+        <w:rFonts w:ascii="Symbol" w:hAnsi="Symbol" w:hint="default"/>
+        <w:sz w:val="20"/>
+      </w:rPr>
+    </w:lvl>
+    <w:lvl w:ilvl="1" w:tentative="1">
+      <w:start w:val="1"/>
+      <w:numFmt w:val="bullet"/>
+      <w:lvlText w:val="o"/>
+      <w:lvlJc w:val="left"/>
+      <w:pPr>
+        <w:tabs>
+          <w:tab w:val="num" w:pos="1440"/>
+        </w:tabs>
+        <w:ind w:left="1440" w:hanging="360"/>
+      </w:pPr>
+      <w:rPr>
+        <w:rFonts w:ascii="Courier New" w:hAnsi="Courier New" w:hint="default"/>
+        <w:sz w:val="20"/>
+      </w:rPr>
+    </w:lvl>
+    <w:lvl w:ilvl="2" w:tentative="1">
+      <w:start w:val="1"/>
+      <w:numFmt w:val="bullet"/>
+      <w:lvlText w:val=""/>
+      <w:lvlJc w:val="left"/>
+      <w:pPr>
+        <w:tabs>
+          <w:tab w:val="num" w:pos="2160"/>
+        </w:tabs>
+        <w:ind w:left="2160" w:hanging="360"/>
+      </w:pPr>
+      <w:rPr>
+        <w:rFonts w:ascii="Wingdings" w:hAnsi="Wingdings" w:hint="default"/>
+        <w:sz w:val="20"/>
+      </w:rPr>
+    </w:lvl>
+    <w:lvl w:ilvl="3" w:tentative="1">
+      <w:start w:val="1"/>
+      <w:numFmt w:val="bullet"/>
+      <w:lvlText w:val=""/>
+      <w:lvlJc w:val="left"/>
+      <w:pPr>
+        <w:tabs>
+          <w:tab w:val="num" w:pos="2880"/>
+        </w:tabs>
+        <w:ind w:left="2880" w:hanging="360"/>
+      </w:pPr>
+      <w:rPr>
+        <w:rFonts w:ascii="Wingdings" w:hAnsi="Wingdings" w:hint="default"/>
+        <w:sz w:val="20"/>
+      </w:rPr>
+    </w:lvl>
+    <w:lvl w:ilvl="4" w:tentative="1">
+      <w:start w:val="1"/>
+      <w:numFmt w:val="bullet"/>
+      <w:lvlText w:val=""/>
+      <w:lvlJc w:val="left"/>
+      <w:pPr>
+        <w:tabs>
+          <w:tab w:val="num" w:pos="3600"/>
+        </w:tabs>
+        <w:ind w:left="3600" w:hanging="360"/>
+      </w:pPr>
+      <w:rPr>
+        <w:rFonts w:ascii="Wingdings" w:hAnsi="Wingdings" w:hint="default"/>
+        <w:sz w:val="20"/>
+      </w:rPr>
+    </w:lvl>
+    <w:lvl w:ilvl="5" w:tentative="1">
+      <w:start w:val="1"/>
+      <w:numFmt w:val="bullet"/>
+      <w:lvlText w:val=""/>
+      <w:lvlJc w:val="left"/>
+      <w:pPr>
+        <w:tabs>
+          <w:tab w:val="num" w:pos="4320"/>
+        </w:tabs>
+        <w:ind w:left="4320" w:hanging="360"/>
+      </w:pPr>
+      <w:rPr>
+        <w:rFonts w:ascii="Wingdings" w:hAnsi="Wingdings" w:hint="default"/>
+        <w:sz w:val="20"/>
+      </w:rPr>
+    </w:lvl>
+    <w:lvl w:ilvl="6" w:tentative="1">
+      <w:start w:val="1"/>
+      <w:numFmt w:val="bullet"/>
+      <w:lvlText w:val=""/>
+      <w:lvlJc w:val="left"/>
+      <w:pPr>
+        <w:tabs>
+          <w:tab w:val="num" w:pos="5040"/>
+        </w:tabs>
+        <w:ind w:left="5040" w:hanging="360"/>
+      </w:pPr>
+      <w:rPr>
+        <w:rFonts w:ascii="Wingdings" w:hAnsi="Wingdings" w:hint="default"/>
+        <w:sz w:val="20"/>
+      </w:rPr>
+    </w:lvl>
+    <w:lvl w:ilvl="7" w:tentative="1">
+      <w:start w:val="1"/>
+      <w:numFmt w:val="bullet"/>
+      <w:lvlText w:val=""/>
+      <w:lvlJc w:val="left"/>
+      <w:pPr>
+        <w:tabs>
+          <w:tab w:val="num" w:pos="5760"/>
+        </w:tabs>
+        <w:ind w:left="5760" w:hanging="360"/>
+      </w:pPr>
+      <w:rPr>
+        <w:rFonts w:ascii="Wingdings" w:hAnsi="Wingdings" w:hint="default"/>
+        <w:sz w:val="20"/>
+      </w:rPr>
+    </w:lvl>
+    <w:lvl w:ilvl="8" w:tentative="1">
+      <w:start w:val="1"/>
+      <w:numFmt w:val="bullet"/>
+      <w:lvlText w:val=""/>
+      <w:lvlJc w:val="left"/>
+      <w:pPr>
+        <w:tabs>
+          <w:tab w:val="num" w:pos="6480"/>
+        </w:tabs>
+        <w:ind w:left="6480" w:hanging="360"/>
+      </w:pPr>
+      <w:rPr>
+        <w:rFonts w:ascii="Wingdings" w:hAnsi="Wingdings" w:hint="default"/>
+        <w:sz w:val="20"/>
+      </w:rPr>
+    </w:lvl>
+  </w:abstractNum>
+  <w:abstractNum w:abstractNumId="7" w15:restartNumberingAfterBreak="0">
+    <w:nsid w:val="6DB809FA"/>
+    <w:multiLevelType w:val="multilevel"/>
+    <w:tmpl w:val="C338ED22"/>
+    <w:lvl w:ilvl="0">
+      <w:start w:val="1"/>
+      <w:numFmt w:val="bullet"/>
+      <w:lvlText w:val=""/>
+      <w:lvlJc w:val="left"/>
+      <w:pPr>
+        <w:tabs>
+          <w:tab w:val="num" w:pos="720"/>
+        </w:tabs>
+        <w:ind w:left="720" w:hanging="360"/>
+      </w:pPr>
+      <w:rPr>
+        <w:rFonts w:ascii="Symbol" w:hAnsi="Symbol" w:hint="default"/>
+        <w:sz w:val="20"/>
+      </w:rPr>
+    </w:lvl>
+    <w:lvl w:ilvl="1" w:tentative="1">
+      <w:start w:val="1"/>
+      <w:numFmt w:val="bullet"/>
+      <w:lvlText w:val="o"/>
+      <w:lvlJc w:val="left"/>
+      <w:pPr>
+        <w:tabs>
+          <w:tab w:val="num" w:pos="1440"/>
+        </w:tabs>
+        <w:ind w:left="1440" w:hanging="360"/>
+      </w:pPr>
+      <w:rPr>
+        <w:rFonts w:ascii="Courier New" w:hAnsi="Courier New" w:hint="default"/>
+        <w:sz w:val="20"/>
+      </w:rPr>
+    </w:lvl>
+    <w:lvl w:ilvl="2" w:tentative="1">
+      <w:start w:val="1"/>
+      <w:numFmt w:val="bullet"/>
+      <w:lvlText w:val=""/>
+      <w:lvlJc w:val="left"/>
+      <w:pPr>
+        <w:tabs>
+          <w:tab w:val="num" w:pos="2160"/>
+        </w:tabs>
+        <w:ind w:left="2160" w:hanging="360"/>
+      </w:pPr>
+      <w:rPr>
+        <w:rFonts w:ascii="Wingdings" w:hAnsi="Wingdings" w:hint="default"/>
+        <w:sz w:val="20"/>
+      </w:rPr>
+    </w:lvl>
+    <w:lvl w:ilvl="3" w:tentative="1">
+      <w:start w:val="1"/>
+      <w:numFmt w:val="bullet"/>
+      <w:lvlText w:val=""/>
+      <w:lvlJc w:val="left"/>
+      <w:pPr>
+        <w:tabs>
+          <w:tab w:val="num" w:pos="2880"/>
+        </w:tabs>
+        <w:ind w:left="2880" w:hanging="360"/>
+      </w:pPr>
+      <w:rPr>
+        <w:rFonts w:ascii="Wingdings" w:hAnsi="Wingdings" w:hint="default"/>
+        <w:sz w:val="20"/>
+      </w:rPr>
+    </w:lvl>
+    <w:lvl w:ilvl="4" w:tentative="1">
+      <w:start w:val="1"/>
+      <w:numFmt w:val="bullet"/>
+      <w:lvlText w:val=""/>
+      <w:lvlJc w:val="left"/>
+      <w:pPr>
+        <w:tabs>
+          <w:tab w:val="num" w:pos="3600"/>
+        </w:tabs>
+        <w:ind w:left="3600" w:hanging="360"/>
+      </w:pPr>
+      <w:rPr>
+        <w:rFonts w:ascii="Wingdings" w:hAnsi="Wingdings" w:hint="default"/>
+        <w:sz w:val="20"/>
+      </w:rPr>
+    </w:lvl>
+    <w:lvl w:ilvl="5" w:tentative="1">
+      <w:start w:val="1"/>
+      <w:numFmt w:val="bullet"/>
+      <w:lvlText w:val=""/>
+      <w:lvlJc w:val="left"/>
+      <w:pPr>
+        <w:tabs>
+          <w:tab w:val="num" w:pos="4320"/>
+        </w:tabs>
+        <w:ind w:left="4320" w:hanging="360"/>
+      </w:pPr>
+      <w:rPr>
+        <w:rFonts w:ascii="Wingdings" w:hAnsi="Wingdings" w:hint="default"/>
+        <w:sz w:val="20"/>
+      </w:rPr>
+    </w:lvl>
+    <w:lvl w:ilvl="6" w:tentative="1">
+      <w:start w:val="1"/>
+      <w:numFmt w:val="bullet"/>
+      <w:lvlText w:val=""/>
+      <w:lvlJc w:val="left"/>
+      <w:pPr>
+        <w:tabs>
+          <w:tab w:val="num" w:pos="5040"/>
+        </w:tabs>
+        <w:ind w:left="5040" w:hanging="360"/>
+      </w:pPr>
+      <w:rPr>
+        <w:rFonts w:ascii="Wingdings" w:hAnsi="Wingdings" w:hint="default"/>
+        <w:sz w:val="20"/>
+      </w:rPr>
+    </w:lvl>
+    <w:lvl w:ilvl="7" w:tentative="1">
+      <w:start w:val="1"/>
+      <w:numFmt w:val="bullet"/>
+      <w:lvlText w:val=""/>
+      <w:lvlJc w:val="left"/>
+      <w:pPr>
+        <w:tabs>
+          <w:tab w:val="num" w:pos="5760"/>
+        </w:tabs>
+        <w:ind w:left="5760" w:hanging="360"/>
+      </w:pPr>
+      <w:rPr>
+        <w:rFonts w:ascii="Wingdings" w:hAnsi="Wingdings" w:hint="default"/>
+        <w:sz w:val="20"/>
+      </w:rPr>
+    </w:lvl>
+    <w:lvl w:ilvl="8" w:tentative="1">
+      <w:start w:val="1"/>
+      <w:numFmt w:val="bullet"/>
+      <w:lvlText w:val=""/>
+      <w:lvlJc w:val="left"/>
+      <w:pPr>
+        <w:tabs>
+          <w:tab w:val="num" w:pos="6480"/>
+        </w:tabs>
+        <w:ind w:left="6480" w:hanging="360"/>
+      </w:pPr>
+      <w:rPr>
+        <w:rFonts w:ascii="Wingdings" w:hAnsi="Wingdings" w:hint="default"/>
+        <w:sz w:val="20"/>
+      </w:rPr>
+    </w:lvl>
+  </w:abstractNum>
+  <w:abstractNum w:abstractNumId="8" w15:restartNumberingAfterBreak="0">
     <w:nsid w:val="70083A8D"/>
     <w:multiLevelType w:val="multilevel"/>
     <w:tmpl w:val="C13E1744"/>
@@ -1757,7 +2707,7 @@
       </w:rPr>
     </w:lvl>
   </w:abstractNum>
-  <w:abstractNum w:abstractNumId="5" w15:restartNumberingAfterBreak="0">
+  <w:abstractNum w:abstractNumId="9" w15:restartNumberingAfterBreak="0">
     <w:nsid w:val="709A1761"/>
     <w:multiLevelType w:val="multilevel"/>
     <w:tmpl w:val="4E92A0B0"/>
@@ -1906,7 +2856,7 @@
       </w:rPr>
     </w:lvl>
   </w:abstractNum>
-  <w:abstractNum w:abstractNumId="6" w15:restartNumberingAfterBreak="0">
+  <w:abstractNum w:abstractNumId="10" w15:restartNumberingAfterBreak="0">
     <w:nsid w:val="7E8E6F95"/>
     <w:multiLevelType w:val="multilevel"/>
     <w:tmpl w:val="EA266088"/>
@@ -2056,25 +3006,37 @@
     </w:lvl>
   </w:abstractNum>
   <w:num w:numId="1" w16cid:durableId="2137211542">
-    <w:abstractNumId w:val="0"/>
+    <w:abstractNumId w:val="2"/>
   </w:num>
   <w:num w:numId="2" w16cid:durableId="874805382">
+    <w:abstractNumId w:val="3"/>
+  </w:num>
+  <w:num w:numId="3" w16cid:durableId="1775713359">
+    <w:abstractNumId w:val="10"/>
+  </w:num>
+  <w:num w:numId="4" w16cid:durableId="656958753">
+    <w:abstractNumId w:val="5"/>
+  </w:num>
+  <w:num w:numId="5" w16cid:durableId="14888835">
+    <w:abstractNumId w:val="9"/>
+  </w:num>
+  <w:num w:numId="6" w16cid:durableId="2028866047">
+    <w:abstractNumId w:val="8"/>
+  </w:num>
+  <w:num w:numId="7" w16cid:durableId="1321498651">
+    <w:abstractNumId w:val="4"/>
+  </w:num>
+  <w:num w:numId="8" w16cid:durableId="1877692041">
+    <w:abstractNumId w:val="7"/>
+  </w:num>
+  <w:num w:numId="9" w16cid:durableId="1593049119">
     <w:abstractNumId w:val="1"/>
   </w:num>
-  <w:num w:numId="3" w16cid:durableId="1775713359">
+  <w:num w:numId="10" w16cid:durableId="1972008798">
     <w:abstractNumId w:val="6"/>
   </w:num>
-  <w:num w:numId="4" w16cid:durableId="656958753">
-    <w:abstractNumId w:val="3"/>
-  </w:num>
-  <w:num w:numId="5" w16cid:durableId="14888835">
-    <w:abstractNumId w:val="5"/>
-  </w:num>
-  <w:num w:numId="6" w16cid:durableId="2028866047">
-    <w:abstractNumId w:val="4"/>
-  </w:num>
-  <w:num w:numId="7" w16cid:durableId="1321498651">
-    <w:abstractNumId w:val="2"/>
+  <w:num w:numId="11" w16cid:durableId="518861798">
+    <w:abstractNumId w:val="0"/>
   </w:num>
 </w:numbering>
 </file>
